--- a/labs/lab01/report.docx
+++ b/labs/lab01/report.docx
@@ -2,64 +2,23 @@
 <file path=word/document.xml><?xml version="1.0" encoding="utf-8"?>
 <w:document xmlns:w="http://schemas.openxmlformats.org/wordprocessingml/2006/main" xmlns:m="http://schemas.openxmlformats.org/officeDocument/2006/math" xmlns:r="http://schemas.openxmlformats.org/officeDocument/2006/relationships" xmlns:o="urn:schemas-microsoft-com:office:office" xmlns:v="urn:schemas-microsoft-com:vml" xmlns:w10="urn:schemas-microsoft-com:office:word" xmlns:a="http://schemas.openxmlformats.org/drawingml/2006/main" xmlns:pic="http://schemas.openxmlformats.org/drawingml/2006/picture" xmlns:wp="http://schemas.openxmlformats.org/drawingml/2006/wordprocessingDrawing">
   <w:body>
-    <w:bookmarkStart w:id="13" w:name="лабораторная-работа-1"/>
-    <w:p>
-      <w:pPr>
-        <w:pStyle w:val="Heading1"/>
+    <w:p>
+      <w:pPr>
+        <w:pStyle w:val="Title"/>
       </w:pPr>
       <w:r>
         <w:t xml:space="preserve">Лабораторная работа №1</w:t>
       </w:r>
     </w:p>
-    <w:bookmarkStart w:id="9" w:name="X080098e037e2e0e9c5d2cee1054572cb4ccd03c"/>
-    <w:p>
-      <w:pPr>
-        <w:pStyle w:val="Heading2"/>
-      </w:pPr>
-      <w:r>
-        <w:t xml:space="preserve">Дисциплина: Архитектура компьютера(Операционные системы)</w:t>
-      </w:r>
-    </w:p>
-    <w:bookmarkEnd w:id="9"/>
-    <w:bookmarkStart w:id="10" w:name="студент-галиев-самир-салаватович"/>
-    <w:p>
-      <w:pPr>
-        <w:pStyle w:val="Heading2"/>
-      </w:pPr>
-      <w:r>
-        <w:t xml:space="preserve">Студент: Галиев Самир Салаватович</w:t>
-      </w:r>
-    </w:p>
-    <w:bookmarkEnd w:id="10"/>
-    <w:bookmarkStart w:id="11" w:name="номер-студ.-билета-1032252590"/>
-    <w:p>
-      <w:pPr>
-        <w:pStyle w:val="Heading2"/>
-      </w:pPr>
-      <w:r>
-        <w:t xml:space="preserve">Номер студ. билета: 1032252590</w:t>
-      </w:r>
-    </w:p>
-    <w:bookmarkEnd w:id="11"/>
-    <w:bookmarkStart w:id="12" w:name="группа-нкабд-02-25"/>
-    <w:p>
-      <w:pPr>
-        <w:pStyle w:val="Heading2"/>
-      </w:pPr>
-      <w:r>
-        <w:t xml:space="preserve">Группа: НКАбд-02-25</w:t>
-      </w:r>
-    </w:p>
-    <w:p>
-      <w:r>
-        <w:pict>
-          <v:rect style="width:0;height:1.5pt" o:hralign="center" o:hrstd="t" o:hr="t"/>
-        </w:pict>
-      </w:r>
-    </w:p>
-    <w:bookmarkEnd w:id="12"/>
-    <w:bookmarkEnd w:id="13"/>
-    <w:bookmarkStart w:id="14" w:name="содержание"/>
+    <w:p>
+      <w:pPr>
+        <w:pStyle w:val="Subtitle"/>
+      </w:pPr>
+      <w:r>
+        <w:t xml:space="preserve">Установка Linux Fedora Sway</w:t>
+      </w:r>
+    </w:p>
+    <w:bookmarkStart w:id="9" w:name="содержание"/>
     <w:p>
       <w:pPr>
         <w:pStyle w:val="Heading1"/>
@@ -137,7 +96,7 @@
         </w:numPr>
       </w:pPr>
       <w:r>
-        <w:t xml:space="preserve">Список литературы</w:t>
+        <w:t xml:space="preserve">Список литературы pandoc</w:t>
       </w:r>
     </w:p>
     <w:p>
@@ -147,8 +106,8 @@
         </w:pict>
       </w:r>
     </w:p>
-    <w:bookmarkEnd w:id="14"/>
-    <w:bookmarkStart w:id="15" w:name="цель-работы"/>
+    <w:bookmarkEnd w:id="9"/>
+    <w:bookmarkStart w:id="10" w:name="цель-работы"/>
     <w:p>
       <w:pPr>
         <w:pStyle w:val="Heading1"/>
@@ -172,8 +131,8 @@
         </w:pict>
       </w:r>
     </w:p>
-    <w:bookmarkEnd w:id="15"/>
-    <w:bookmarkStart w:id="16" w:name="задание"/>
+    <w:bookmarkEnd w:id="10"/>
+    <w:bookmarkStart w:id="11" w:name="задание"/>
     <w:p>
       <w:pPr>
         <w:pStyle w:val="Heading1"/>
@@ -237,8 +196,8 @@
         </w:pict>
       </w:r>
     </w:p>
-    <w:bookmarkEnd w:id="16"/>
-    <w:bookmarkStart w:id="17" w:name="теоретическое-введение"/>
+    <w:bookmarkEnd w:id="11"/>
+    <w:bookmarkStart w:id="12" w:name="теоретическое-введение"/>
     <w:p>
       <w:pPr>
         <w:pStyle w:val="Heading1"/>
@@ -290,8 +249,8 @@
         </w:pict>
       </w:r>
     </w:p>
-    <w:bookmarkEnd w:id="17"/>
-    <w:bookmarkStart w:id="48" w:name="выполнение-лабораторной-работы"/>
+    <w:bookmarkEnd w:id="12"/>
+    <w:bookmarkStart w:id="49" w:name="выполнение-лабораторной-работы"/>
     <w:p>
       <w:pPr>
         <w:pStyle w:val="Heading1"/>
@@ -300,7 +259,7 @@
         <w:t xml:space="preserve">Выполнение лабораторной работы</w:t>
       </w:r>
     </w:p>
-    <w:bookmarkStart w:id="18" w:name="шаг-1.-создание-виртуальной-машины"/>
+    <w:bookmarkStart w:id="16" w:name="шаг-1.-создание-виртуальной-машины"/>
     <w:p>
       <w:pPr>
         <w:pStyle w:val="Heading2"/>
@@ -328,140 +287,26 @@
       <w:r>
         <w:t xml:space="preserve">в окне виртуальной машины, дабы у меня снова не запустилась live версия федоры. Теперь у меня есть полностью настроена для дальнейшей работы ОС.</w:t>
       </w:r>
-    </w:p>
-    <w:p>
-      <w:r>
-        <w:pict>
-          <v:rect style="width:0;height:1.5pt" o:hralign="center" o:hrstd="t" o:hr="t"/>
-        </w:pict>
-      </w:r>
-    </w:p>
-    <w:bookmarkEnd w:id="18"/>
-    <w:bookmarkStart w:id="19" w:name="шаг-2.-установка-дополнений-virtualbox"/>
-    <w:p>
-      <w:pPr>
-        <w:pStyle w:val="Heading2"/>
-      </w:pPr>
-      <w:r>
-        <w:t xml:space="preserve">Шаг 2. Установка дополнений VirtualBox</w:t>
-      </w:r>
-    </w:p>
-    <w:p>
-      <w:pPr>
-        <w:pStyle w:val="FirstParagraph"/>
-      </w:pPr>
-      <w:r>
-        <w:t xml:space="preserve">Для корректной работы виртуальной машины устанавливаю Guest Additions:</w:t>
-      </w:r>
-    </w:p>
-    <w:p>
-      <w:pPr>
-        <w:pStyle w:val="SourceCode"/>
-      </w:pPr>
-      <w:r>
-        <w:rPr>
-          <w:rStyle w:val="FunctionTok"/>
-        </w:rPr>
-        <w:t xml:space="preserve">sudo</w:t>
-      </w:r>
-      <w:r>
-        <w:rPr>
-          <w:rStyle w:val="NormalTok"/>
-        </w:rPr>
-        <w:t xml:space="preserve"> mkdir /media/cdrom</w:t>
-      </w:r>
-      <w:r>
-        <w:br/>
-      </w:r>
-      <w:r>
-        <w:rPr>
-          <w:rStyle w:val="FunctionTok"/>
-        </w:rPr>
-        <w:t xml:space="preserve">sudo</w:t>
-      </w:r>
-      <w:r>
-        <w:rPr>
-          <w:rStyle w:val="NormalTok"/>
-        </w:rPr>
-        <w:t xml:space="preserve"> mount /dev/cdrom /media/cdrom</w:t>
-      </w:r>
-      <w:r>
-        <w:br/>
-      </w:r>
-      <w:r>
-        <w:rPr>
-          <w:rStyle w:val="BuiltInTok"/>
-        </w:rPr>
-        <w:t xml:space="preserve">cd</w:t>
-      </w:r>
-      <w:r>
-        <w:rPr>
-          <w:rStyle w:val="NormalTok"/>
-        </w:rPr>
-        <w:t xml:space="preserve"> /media/cdrom</w:t>
-      </w:r>
-      <w:r>
-        <w:br/>
-      </w:r>
-      <w:r>
-        <w:rPr>
-          <w:rStyle w:val="FunctionTok"/>
-        </w:rPr>
-        <w:t xml:space="preserve">sudo</w:t>
-      </w:r>
-      <w:r>
-        <w:rPr>
-          <w:rStyle w:val="NormalTok"/>
-        </w:rPr>
-        <w:t xml:space="preserve"> ./VBoxLinuxAdditions.run</w:t>
-      </w:r>
-    </w:p>
-    <w:p>
-      <w:r>
-        <w:pict>
-          <v:rect style="width:0;height:1.5pt" o:hralign="center" o:hrstd="t" o:hr="t"/>
-        </w:pict>
-      </w:r>
-    </w:p>
-    <w:bookmarkEnd w:id="19"/>
-    <w:bookmarkStart w:id="26" w:name="шаг-3.-настройка-общих-папок"/>
-    <w:p>
-      <w:pPr>
-        <w:pStyle w:val="Heading2"/>
-      </w:pPr>
-      <w:r>
-        <w:t xml:space="preserve">Шаг 3. Настройка общих папок</w:t>
-      </w:r>
-    </w:p>
-    <w:p>
-      <w:pPr>
-        <w:pStyle w:val="FirstParagraph"/>
-      </w:pPr>
-      <w:r>
-        <w:t xml:space="preserve">Добавляю пользователя в группу vboxsf для доступа к общим папкам:</w:t>
-      </w:r>
-    </w:p>
-    <w:p>
-      <w:pPr>
-        <w:pStyle w:val="CaptionedFigure"/>
-      </w:pPr>
+      <w:r>
+        <w:t xml:space="preserve"> </w:t>
+      </w:r>
       <w:r>
         <w:drawing>
           <wp:inline>
-            <wp:extent cx="5334000" cy="2850865"/>
+            <wp:extent cx="3733800" cy="2179111"/>
             <wp:effectExtent b="0" l="0" r="0" t="0"/>
-            <wp:docPr descr="Рисунок 3 - настройка общих папок" title="" id="21" name="Picture"/>
+            <wp:docPr descr="Рисунок 1" title="" id="14" name="Picture"/>
             <a:graphic>
               <a:graphicData uri="http://schemas.openxmlformats.org/drawingml/2006/picture">
                 <pic:pic>
                   <pic:nvPicPr>
-                    <pic:cNvPr descr="image/3.png" id="22" name="Picture"/>
+                    <pic:cNvPr descr="image/2.png" id="15" name="Picture"/>
                     <pic:cNvPicPr>
                       <a:picLocks noChangeArrowheads="1" noChangeAspect="1"/>
                     </pic:cNvPicPr>
                   </pic:nvPicPr>
                   <pic:blipFill>
-                    <a:blip r:embed="rId20"/>
+                    <a:blip r:embed="rId13"/>
                     <a:stretch>
                       <a:fillRect/>
                     </a:stretch>
@@ -469,7 +314,7 @@
                   <pic:spPr bwMode="auto">
                     <a:xfrm>
                       <a:off x="0" y="0"/>
-                      <a:ext cx="5334000" cy="2850865"/>
+                      <a:ext cx="3733800" cy="2179111"/>
                     </a:xfrm>
                     <a:prstGeom prst="rect">
                       <a:avLst/>
@@ -487,36 +332,121 @@
           </wp:inline>
         </w:drawing>
       </w:r>
-    </w:p>
-    <w:p>
-      <w:pPr>
-        <w:pStyle w:val="ImageCaption"/>
-      </w:pPr>
-      <w:r>
-        <w:t xml:space="preserve">Рисунок 3 - настройка общих папок</w:t>
-      </w:r>
-    </w:p>
-    <w:p>
-      <w:pPr>
-        <w:pStyle w:val="CaptionedFigure"/>
+      <w:r>
+        <w:t xml:space="preserve"> </w:t>
+      </w:r>
+      <w:r>
+        <w:t xml:space="preserve">Рисунок 1 - установка прошла успешно</w:t>
+      </w:r>
+    </w:p>
+    <w:p>
+      <w:r>
+        <w:pict>
+          <v:rect style="width:0;height:1.5pt" o:hralign="center" o:hrstd="t" o:hr="t"/>
+        </w:pict>
+      </w:r>
+    </w:p>
+    <w:bookmarkEnd w:id="16"/>
+    <w:bookmarkStart w:id="20" w:name="шаг-2.-установка-дополнений-virtualbox"/>
+    <w:p>
+      <w:pPr>
+        <w:pStyle w:val="Heading2"/>
+      </w:pPr>
+      <w:r>
+        <w:t xml:space="preserve">Шаг 2. Установка дополнений VirtualBox</w:t>
+      </w:r>
+    </w:p>
+    <w:p>
+      <w:pPr>
+        <w:pStyle w:val="FirstParagraph"/>
+      </w:pPr>
+      <w:r>
+        <w:t xml:space="preserve">Для корректной работы виртуальной машины устанавливаю Guest Additions:</w:t>
+      </w:r>
+    </w:p>
+    <w:p>
+      <w:pPr>
+        <w:pStyle w:val="SourceCode"/>
+      </w:pPr>
+      <w:r>
+        <w:rPr>
+          <w:rStyle w:val="FunctionTok"/>
+        </w:rPr>
+        <w:t xml:space="preserve">sudo</w:t>
+      </w:r>
+      <w:r>
+        <w:rPr>
+          <w:rStyle w:val="NormalTok"/>
+        </w:rPr>
+        <w:t xml:space="preserve"> mkdir /media/cdrom</w:t>
+      </w:r>
+      <w:r>
+        <w:br/>
+      </w:r>
+      <w:r>
+        <w:rPr>
+          <w:rStyle w:val="FunctionTok"/>
+        </w:rPr>
+        <w:t xml:space="preserve">sudo</w:t>
+      </w:r>
+      <w:r>
+        <w:rPr>
+          <w:rStyle w:val="NormalTok"/>
+        </w:rPr>
+        <w:t xml:space="preserve"> mount /dev/cdrom /media/cdrom</w:t>
+      </w:r>
+      <w:r>
+        <w:br/>
+      </w:r>
+      <w:r>
+        <w:rPr>
+          <w:rStyle w:val="BuiltInTok"/>
+        </w:rPr>
+        <w:t xml:space="preserve">cd</w:t>
+      </w:r>
+      <w:r>
+        <w:rPr>
+          <w:rStyle w:val="NormalTok"/>
+        </w:rPr>
+        <w:t xml:space="preserve"> /media/cdrom</w:t>
+      </w:r>
+      <w:r>
+        <w:br/>
+      </w:r>
+      <w:r>
+        <w:rPr>
+          <w:rStyle w:val="FunctionTok"/>
+        </w:rPr>
+        <w:t xml:space="preserve">sudo</w:t>
+      </w:r>
+      <w:r>
+        <w:rPr>
+          <w:rStyle w:val="NormalTok"/>
+        </w:rPr>
+        <w:t xml:space="preserve"> ./VBoxLinuxAdditions.run</w:t>
+      </w:r>
+    </w:p>
+    <w:p>
+      <w:pPr>
+        <w:pStyle w:val="FirstParagraph"/>
       </w:pPr>
       <w:r>
         <w:drawing>
           <wp:inline>
-            <wp:extent cx="5334000" cy="3113017"/>
+            <wp:extent cx="3733800" cy="1917948"/>
             <wp:effectExtent b="0" l="0" r="0" t="0"/>
-            <wp:docPr descr="Рисунок 4 - добавление пользователя в vboxsf" title="" id="24" name="Picture"/>
+            <wp:docPr descr="Рисунок 1" title="" id="18" name="Picture"/>
             <a:graphic>
               <a:graphicData uri="http://schemas.openxmlformats.org/drawingml/2006/picture">
                 <pic:pic>
                   <pic:nvPicPr>
-                    <pic:cNvPr descr="image/4.png" id="25" name="Picture"/>
+                    <pic:cNvPr descr="image/1.png" id="19" name="Picture"/>
                     <pic:cNvPicPr>
                       <a:picLocks noChangeArrowheads="1" noChangeAspect="1"/>
                     </pic:cNvPicPr>
                   </pic:nvPicPr>
                   <pic:blipFill>
-                    <a:blip r:embed="rId23"/>
+                    <a:blip r:embed="rId17"/>
                     <a:stretch>
                       <a:fillRect/>
                     </a:stretch>
@@ -524,7 +454,7 @@
                   <pic:spPr bwMode="auto">
                     <a:xfrm>
                       <a:off x="0" y="0"/>
-                      <a:ext cx="5334000" cy="3113017"/>
+                      <a:ext cx="3733800" cy="1917948"/>
                     </a:xfrm>
                     <a:prstGeom prst="rect">
                       <a:avLst/>
@@ -542,30 +472,27 @@
           </wp:inline>
         </w:drawing>
       </w:r>
-    </w:p>
-    <w:p>
-      <w:pPr>
-        <w:pStyle w:val="ImageCaption"/>
-      </w:pPr>
-      <w:r>
-        <w:t xml:space="preserve">Рисунок 4 - добавление пользователя в vboxsf</w:t>
-      </w:r>
-    </w:p>
-    <w:p>
-      <w:r>
-        <w:pict>
-          <v:rect style="width:0;height:1.5pt" o:hralign="center" o:hrstd="t" o:hr="t"/>
-        </w:pict>
-      </w:r>
-    </w:p>
-    <w:bookmarkEnd w:id="26"/>
-    <w:bookmarkStart w:id="33" w:name="шаг-4.-установка-необходимого-по"/>
+      <w:r>
+        <w:t xml:space="preserve"> </w:t>
+      </w:r>
+      <w:r>
+        <w:t xml:space="preserve">Рисунок 2 - установка пакетов</w:t>
+      </w:r>
+      <w:r>
+        <w:t xml:space="preserve"> </w:t>
+      </w:r>
+      <w:r>
+        <w:t xml:space="preserve">—</w:t>
+      </w:r>
+    </w:p>
+    <w:bookmarkEnd w:id="20"/>
+    <w:bookmarkStart w:id="27" w:name="шаг-3.-настройка-общих-папок"/>
     <w:p>
       <w:pPr>
         <w:pStyle w:val="Heading2"/>
       </w:pPr>
       <w:r>
-        <w:t xml:space="preserve">Шаг 4. Установка необходимого ПО</w:t>
+        <w:t xml:space="preserve">Шаг 3. Настройка общих папок</w:t>
       </w:r>
     </w:p>
     <w:p>
@@ -573,30 +500,30 @@
         <w:pStyle w:val="FirstParagraph"/>
       </w:pPr>
       <w:r>
-        <w:t xml:space="preserve">Я скачиваю набор необходимых пакетов для работы с ОС:</w:t>
-      </w:r>
-    </w:p>
-    <w:p>
-      <w:pPr>
-        <w:pStyle w:val="CaptionedFigure"/>
+        <w:t xml:space="preserve">Добавляю пользователя в группу vboxsf для доступа к общим папкам:</w:t>
+      </w:r>
+    </w:p>
+    <w:p>
+      <w:pPr>
+        <w:pStyle w:val="BodyText"/>
       </w:pPr>
       <w:r>
         <w:drawing>
           <wp:inline>
-            <wp:extent cx="5334000" cy="3113017"/>
+            <wp:extent cx="3733800" cy="1995605"/>
             <wp:effectExtent b="0" l="0" r="0" t="0"/>
-            <wp:docPr descr="Рисунок 5 - скачивание development-tools" title="" id="28" name="Picture"/>
+            <wp:docPr descr="Рисунок 3 - настройка общих папок" title="" id="22" name="Picture"/>
             <a:graphic>
               <a:graphicData uri="http://schemas.openxmlformats.org/drawingml/2006/picture">
                 <pic:pic>
                   <pic:nvPicPr>
-                    <pic:cNvPr descr="image/fig005.png" id="29" name="Picture"/>
+                    <pic:cNvPr descr="image/3.png" id="23" name="Picture"/>
                     <pic:cNvPicPr>
                       <a:picLocks noChangeArrowheads="1" noChangeAspect="1"/>
                     </pic:cNvPicPr>
                   </pic:nvPicPr>
                   <pic:blipFill>
-                    <a:blip r:embed="rId27"/>
+                    <a:blip r:embed="rId21"/>
                     <a:stretch>
                       <a:fillRect/>
                     </a:stretch>
@@ -604,7 +531,7 @@
                   <pic:spPr bwMode="auto">
                     <a:xfrm>
                       <a:off x="0" y="0"/>
-                      <a:ext cx="5334000" cy="3113017"/>
+                      <a:ext cx="3733800" cy="1995605"/>
                     </a:xfrm>
                     <a:prstGeom prst="rect">
                       <a:avLst/>
@@ -622,36 +549,32 @@
           </wp:inline>
         </w:drawing>
       </w:r>
-    </w:p>
-    <w:p>
-      <w:pPr>
-        <w:pStyle w:val="ImageCaption"/>
-      </w:pPr>
-      <w:r>
-        <w:t xml:space="preserve">Рисунок 5 - скачивание development-tools</w:t>
-      </w:r>
-    </w:p>
-    <w:p>
-      <w:pPr>
-        <w:pStyle w:val="CaptionedFigure"/>
-      </w:pPr>
+      <w:r>
+        <w:t xml:space="preserve"> </w:t>
+      </w:r>
+      <w:r>
+        <w:t xml:space="preserve">Рисунок 3 - настройка общих папок</w:t>
+      </w:r>
+      <w:r>
+        <w:t xml:space="preserve"> </w:t>
+      </w:r>
       <w:r>
         <w:drawing>
           <wp:inline>
-            <wp:extent cx="5334000" cy="3113017"/>
+            <wp:extent cx="3733800" cy="2179111"/>
             <wp:effectExtent b="0" l="0" r="0" t="0"/>
-            <wp:docPr descr="Рисунок 6 - установа утилит для работы в консоли" title="" id="31" name="Picture"/>
+            <wp:docPr descr="Рисунок 4 - добавление пользователя в vboxsf" title="" id="25" name="Picture"/>
             <a:graphic>
               <a:graphicData uri="http://schemas.openxmlformats.org/drawingml/2006/picture">
                 <pic:pic>
                   <pic:nvPicPr>
-                    <pic:cNvPr descr="image/6.png" id="32" name="Picture"/>
+                    <pic:cNvPr descr="image/4.png" id="26" name="Picture"/>
                     <pic:cNvPicPr>
                       <a:picLocks noChangeArrowheads="1" noChangeAspect="1"/>
                     </pic:cNvPicPr>
                   </pic:nvPicPr>
                   <pic:blipFill>
-                    <a:blip r:embed="rId30"/>
+                    <a:blip r:embed="rId24"/>
                     <a:stretch>
                       <a:fillRect/>
                     </a:stretch>
@@ -659,7 +582,7 @@
                   <pic:spPr bwMode="auto">
                     <a:xfrm>
                       <a:off x="0" y="0"/>
-                      <a:ext cx="5334000" cy="3113017"/>
+                      <a:ext cx="3733800" cy="2179111"/>
                     </a:xfrm>
                     <a:prstGeom prst="rect">
                       <a:avLst/>
@@ -677,13 +600,11 @@
           </wp:inline>
         </w:drawing>
       </w:r>
-    </w:p>
-    <w:p>
-      <w:pPr>
-        <w:pStyle w:val="ImageCaption"/>
-      </w:pPr>
-      <w:r>
-        <w:t xml:space="preserve">Рисунок 6 - установа утилит для работы в консоли</w:t>
+      <w:r>
+        <w:t xml:space="preserve"> </w:t>
+      </w:r>
+      <w:r>
+        <w:t xml:space="preserve">Рисунок 4 - добавление пользователя в vboxsf</w:t>
       </w:r>
     </w:p>
     <w:p>
@@ -693,37 +614,45 @@
         </w:pict>
       </w:r>
     </w:p>
-    <w:bookmarkEnd w:id="33"/>
-    <w:bookmarkStart w:id="46" w:name="шаг-5.-сбор-информации-о-системе"/>
+    <w:bookmarkEnd w:id="27"/>
+    <w:bookmarkStart w:id="34" w:name="шаг-4.-установка-необходимого-по"/>
     <w:p>
       <w:pPr>
         <w:pStyle w:val="Heading2"/>
       </w:pPr>
       <w:r>
-        <w:t xml:space="preserve">Шаг 5. Сбор информации о системе</w:t>
-      </w:r>
-    </w:p>
-    <w:p>
-      <w:pPr>
-        <w:pStyle w:val="CaptionedFigure"/>
+        <w:t xml:space="preserve">Шаг 4. Установка необходимого ПО</w:t>
+      </w:r>
+    </w:p>
+    <w:p>
+      <w:pPr>
+        <w:pStyle w:val="FirstParagraph"/>
+      </w:pPr>
+      <w:r>
+        <w:t xml:space="preserve">Я скачиваю набор необходимых пакетов для работы с ОС:</w:t>
+      </w:r>
+    </w:p>
+    <w:p>
+      <w:pPr>
+        <w:pStyle w:val="BodyText"/>
       </w:pPr>
       <w:r>
         <w:drawing>
           <wp:inline>
-            <wp:extent cx="5334000" cy="3113017"/>
+            <wp:extent cx="3733800" cy="2179111"/>
             <wp:effectExtent b="0" l="0" r="0" t="0"/>
-            <wp:docPr descr="рисунок 7" title="" id="35" name="Picture"/>
+            <wp:docPr descr="Рисунок 5 - скачивание development-tools" title="" id="29" name="Picture"/>
             <a:graphic>
               <a:graphicData uri="http://schemas.openxmlformats.org/drawingml/2006/picture">
                 <pic:pic>
                   <pic:nvPicPr>
-                    <pic:cNvPr descr="image/7.png" id="36" name="Picture"/>
+                    <pic:cNvPr descr="image/5.png" id="30" name="Picture"/>
                     <pic:cNvPicPr>
                       <a:picLocks noChangeArrowheads="1" noChangeAspect="1"/>
                     </pic:cNvPicPr>
                   </pic:nvPicPr>
                   <pic:blipFill>
-                    <a:blip r:embed="rId34"/>
+                    <a:blip r:embed="rId28"/>
                     <a:stretch>
                       <a:fillRect/>
                     </a:stretch>
@@ -731,7 +660,7 @@
                   <pic:spPr bwMode="auto">
                     <a:xfrm>
                       <a:off x="0" y="0"/>
-                      <a:ext cx="5334000" cy="3113017"/>
+                      <a:ext cx="3733800" cy="2179111"/>
                     </a:xfrm>
                     <a:prstGeom prst="rect">
                       <a:avLst/>
@@ -749,36 +678,32 @@
           </wp:inline>
         </w:drawing>
       </w:r>
-    </w:p>
-    <w:p>
-      <w:pPr>
-        <w:pStyle w:val="ImageCaption"/>
-      </w:pPr>
-      <w:r>
-        <w:t xml:space="preserve">рисунок 7</w:t>
-      </w:r>
-    </w:p>
-    <w:p>
-      <w:pPr>
-        <w:pStyle w:val="CaptionedFigure"/>
-      </w:pPr>
+      <w:r>
+        <w:t xml:space="preserve"> </w:t>
+      </w:r>
+      <w:r>
+        <w:t xml:space="preserve">Рисунок 5 - скачивание development-tools</w:t>
+      </w:r>
+      <w:r>
+        <w:t xml:space="preserve"> </w:t>
+      </w:r>
       <w:r>
         <w:drawing>
           <wp:inline>
-            <wp:extent cx="5334000" cy="3113017"/>
+            <wp:extent cx="3733800" cy="2179111"/>
             <wp:effectExtent b="0" l="0" r="0" t="0"/>
-            <wp:docPr descr="Рисунок 7 и 8- версия ядра" title="" id="38" name="Picture"/>
+            <wp:docPr descr="Рисунок 6 - установа утилит для работы в консоли" title="" id="32" name="Picture"/>
             <a:graphic>
               <a:graphicData uri="http://schemas.openxmlformats.org/drawingml/2006/picture">
                 <pic:pic>
                   <pic:nvPicPr>
-                    <pic:cNvPr descr="image/8.png" id="39" name="Picture"/>
+                    <pic:cNvPr descr="image/6.png" id="33" name="Picture"/>
                     <pic:cNvPicPr>
                       <a:picLocks noChangeArrowheads="1" noChangeAspect="1"/>
                     </pic:cNvPicPr>
                   </pic:nvPicPr>
                   <pic:blipFill>
-                    <a:blip r:embed="rId37"/>
+                    <a:blip r:embed="rId31"/>
                     <a:stretch>
                       <a:fillRect/>
                     </a:stretch>
@@ -786,7 +711,7 @@
                   <pic:spPr bwMode="auto">
                     <a:xfrm>
                       <a:off x="0" y="0"/>
-                      <a:ext cx="5334000" cy="3113017"/>
+                      <a:ext cx="3733800" cy="2179111"/>
                     </a:xfrm>
                     <a:prstGeom prst="rect">
                       <a:avLst/>
@@ -804,13 +729,11 @@
           </wp:inline>
         </w:drawing>
       </w:r>
-    </w:p>
-    <w:p>
-      <w:pPr>
-        <w:pStyle w:val="ImageCaption"/>
-      </w:pPr>
-      <w:r>
-        <w:t xml:space="preserve">Рисунок 7 и 8- версия ядра</w:t>
+      <w:r>
+        <w:t xml:space="preserve"> </w:t>
+      </w:r>
+      <w:r>
+        <w:t xml:space="preserve">Рисунок 6 - установа утилит для работы в консоли</w:t>
       </w:r>
     </w:p>
     <w:p>
@@ -820,27 +743,37 @@
         </w:pict>
       </w:r>
     </w:p>
-    <w:p>
-      <w:pPr>
-        <w:pStyle w:val="CaptionedFigure"/>
+    <w:bookmarkEnd w:id="34"/>
+    <w:bookmarkStart w:id="47" w:name="шаг-5.-сбор-информации-о-системе"/>
+    <w:p>
+      <w:pPr>
+        <w:pStyle w:val="Heading2"/>
+      </w:pPr>
+      <w:r>
+        <w:t xml:space="preserve">Шаг 5. Сбор информации о системе</w:t>
+      </w:r>
+    </w:p>
+    <w:p>
+      <w:pPr>
+        <w:pStyle w:val="FirstParagraph"/>
       </w:pPr>
       <w:r>
         <w:drawing>
           <wp:inline>
-            <wp:extent cx="5334000" cy="3113017"/>
+            <wp:extent cx="3733800" cy="2179111"/>
             <wp:effectExtent b="0" l="0" r="0" t="0"/>
-            <wp:docPr descr="Рисунок 9 - доступпная память" title="" id="41" name="Picture"/>
+            <wp:docPr descr="рисунок 7" title="" id="36" name="Picture"/>
             <a:graphic>
               <a:graphicData uri="http://schemas.openxmlformats.org/drawingml/2006/picture">
                 <pic:pic>
                   <pic:nvPicPr>
-                    <pic:cNvPr descr="image/9.png" id="42" name="Picture"/>
+                    <pic:cNvPr descr="image/7.png" id="37" name="Picture"/>
                     <pic:cNvPicPr>
                       <a:picLocks noChangeArrowheads="1" noChangeAspect="1"/>
                     </pic:cNvPicPr>
                   </pic:nvPicPr>
                   <pic:blipFill>
-                    <a:blip r:embed="rId40"/>
+                    <a:blip r:embed="rId35"/>
                     <a:stretch>
                       <a:fillRect/>
                     </a:stretch>
@@ -848,7 +781,7 @@
                   <pic:spPr bwMode="auto">
                     <a:xfrm>
                       <a:off x="0" y="0"/>
-                      <a:ext cx="5334000" cy="3113017"/>
+                      <a:ext cx="3733800" cy="2179111"/>
                     </a:xfrm>
                     <a:prstGeom prst="rect">
                       <a:avLst/>
@@ -866,36 +799,32 @@
           </wp:inline>
         </w:drawing>
       </w:r>
-    </w:p>
-    <w:p>
-      <w:pPr>
-        <w:pStyle w:val="ImageCaption"/>
-      </w:pPr>
-      <w:r>
-        <w:t xml:space="preserve">Рисунок 9 - доступпная память</w:t>
-      </w:r>
-    </w:p>
-    <w:p>
-      <w:pPr>
-        <w:pStyle w:val="CaptionedFigure"/>
-      </w:pPr>
+      <w:r>
+        <w:t xml:space="preserve"> </w:t>
+      </w:r>
+      <w:r>
+        <w:t xml:space="preserve">рисунок 7</w:t>
+      </w:r>
+      <w:r>
+        <w:t xml:space="preserve"> </w:t>
+      </w:r>
       <w:r>
         <w:drawing>
           <wp:inline>
-            <wp:extent cx="5334000" cy="3113017"/>
+            <wp:extent cx="3733800" cy="2179111"/>
             <wp:effectExtent b="0" l="0" r="0" t="0"/>
-            <wp:docPr descr="Рисунок 10 - файловая система" title="" id="44" name="Picture"/>
+            <wp:docPr descr="Рисунок 7 и 8- версия ядра" title="" id="39" name="Picture"/>
             <a:graphic>
               <a:graphicData uri="http://schemas.openxmlformats.org/drawingml/2006/picture">
                 <pic:pic>
                   <pic:nvPicPr>
-                    <pic:cNvPr descr="image/10.png" id="45" name="Picture"/>
+                    <pic:cNvPr descr="image/8.png" id="40" name="Picture"/>
                     <pic:cNvPicPr>
                       <a:picLocks noChangeArrowheads="1" noChangeAspect="1"/>
                     </pic:cNvPicPr>
                   </pic:nvPicPr>
                   <pic:blipFill>
-                    <a:blip r:embed="rId43"/>
+                    <a:blip r:embed="rId38"/>
                     <a:stretch>
                       <a:fillRect/>
                     </a:stretch>
@@ -903,7 +832,7 @@
                   <pic:spPr bwMode="auto">
                     <a:xfrm>
                       <a:off x="0" y="0"/>
-                      <a:ext cx="5334000" cy="3113017"/>
+                      <a:ext cx="3733800" cy="2179111"/>
                     </a:xfrm>
                     <a:prstGeom prst="rect">
                       <a:avLst/>
@@ -921,13 +850,11 @@
           </wp:inline>
         </w:drawing>
       </w:r>
-    </w:p>
-    <w:p>
-      <w:pPr>
-        <w:pStyle w:val="ImageCaption"/>
-      </w:pPr>
-      <w:r>
-        <w:t xml:space="preserve">Рисунок 10 - файловая система</w:t>
+      <w:r>
+        <w:t xml:space="preserve"> </w:t>
+      </w:r>
+      <w:r>
+        <w:t xml:space="preserve">Рисунок 7 и 8- версия ядра</w:t>
       </w:r>
     </w:p>
     <w:p>
@@ -937,8 +864,119 @@
         </w:pict>
       </w:r>
     </w:p>
-    <w:bookmarkEnd w:id="46"/>
-    <w:bookmarkStart w:id="47" w:name="выводы"/>
+    <w:p>
+      <w:pPr>
+        <w:pStyle w:val="FirstParagraph"/>
+      </w:pPr>
+      <w:r>
+        <w:drawing>
+          <wp:inline>
+            <wp:extent cx="3733800" cy="2179111"/>
+            <wp:effectExtent b="0" l="0" r="0" t="0"/>
+            <wp:docPr descr="Рисунок 9 - доступпная память" title="" id="42" name="Picture"/>
+            <a:graphic>
+              <a:graphicData uri="http://schemas.openxmlformats.org/drawingml/2006/picture">
+                <pic:pic>
+                  <pic:nvPicPr>
+                    <pic:cNvPr descr="image/9.png" id="43" name="Picture"/>
+                    <pic:cNvPicPr>
+                      <a:picLocks noChangeArrowheads="1" noChangeAspect="1"/>
+                    </pic:cNvPicPr>
+                  </pic:nvPicPr>
+                  <pic:blipFill>
+                    <a:blip r:embed="rId41"/>
+                    <a:stretch>
+                      <a:fillRect/>
+                    </a:stretch>
+                  </pic:blipFill>
+                  <pic:spPr bwMode="auto">
+                    <a:xfrm>
+                      <a:off x="0" y="0"/>
+                      <a:ext cx="3733800" cy="2179111"/>
+                    </a:xfrm>
+                    <a:prstGeom prst="rect">
+                      <a:avLst/>
+                    </a:prstGeom>
+                    <a:noFill/>
+                    <a:ln w="9525">
+                      <a:noFill/>
+                      <a:headEnd/>
+                      <a:tailEnd/>
+                    </a:ln>
+                  </pic:spPr>
+                </pic:pic>
+              </a:graphicData>
+            </a:graphic>
+          </wp:inline>
+        </w:drawing>
+      </w:r>
+      <w:r>
+        <w:t xml:space="preserve"> </w:t>
+      </w:r>
+      <w:r>
+        <w:t xml:space="preserve">Рисунок 9 - доступпная память</w:t>
+      </w:r>
+      <w:r>
+        <w:t xml:space="preserve"> </w:t>
+      </w:r>
+      <w:r>
+        <w:drawing>
+          <wp:inline>
+            <wp:extent cx="3733800" cy="2179111"/>
+            <wp:effectExtent b="0" l="0" r="0" t="0"/>
+            <wp:docPr descr="Рисунок 10 - файловая система" title="" id="45" name="Picture"/>
+            <a:graphic>
+              <a:graphicData uri="http://schemas.openxmlformats.org/drawingml/2006/picture">
+                <pic:pic>
+                  <pic:nvPicPr>
+                    <pic:cNvPr descr="image/10.png" id="46" name="Picture"/>
+                    <pic:cNvPicPr>
+                      <a:picLocks noChangeArrowheads="1" noChangeAspect="1"/>
+                    </pic:cNvPicPr>
+                  </pic:nvPicPr>
+                  <pic:blipFill>
+                    <a:blip r:embed="rId44"/>
+                    <a:stretch>
+                      <a:fillRect/>
+                    </a:stretch>
+                  </pic:blipFill>
+                  <pic:spPr bwMode="auto">
+                    <a:xfrm>
+                      <a:off x="0" y="0"/>
+                      <a:ext cx="3733800" cy="2179111"/>
+                    </a:xfrm>
+                    <a:prstGeom prst="rect">
+                      <a:avLst/>
+                    </a:prstGeom>
+                    <a:noFill/>
+                    <a:ln w="9525">
+                      <a:noFill/>
+                      <a:headEnd/>
+                      <a:tailEnd/>
+                    </a:ln>
+                  </pic:spPr>
+                </pic:pic>
+              </a:graphicData>
+            </a:graphic>
+          </wp:inline>
+        </w:drawing>
+      </w:r>
+      <w:r>
+        <w:t xml:space="preserve"> </w:t>
+      </w:r>
+      <w:r>
+        <w:t xml:space="preserve">Рисунок 10 - файловая система</w:t>
+      </w:r>
+    </w:p>
+    <w:p>
+      <w:r>
+        <w:pict>
+          <v:rect style="width:0;height:1.5pt" o:hralign="center" o:hrstd="t" o:hr="t"/>
+        </w:pict>
+      </w:r>
+    </w:p>
+    <w:bookmarkEnd w:id="47"/>
+    <w:bookmarkStart w:id="48" w:name="выводы"/>
     <w:p>
       <w:pPr>
         <w:pStyle w:val="Heading2"/>
@@ -1034,9 +1072,9 @@
         </w:pict>
       </w:r>
     </w:p>
-    <w:bookmarkEnd w:id="47"/>
     <w:bookmarkEnd w:id="48"/>
-    <w:bookmarkStart w:id="49" w:name="список-литературы"/>
+    <w:bookmarkEnd w:id="49"/>
+    <w:bookmarkStart w:id="50" w:name="список-литературы"/>
     <w:p>
       <w:pPr>
         <w:pStyle w:val="Heading1"/>
@@ -1117,7 +1155,7 @@
         <w:t xml:space="preserve">Официальная документация VirtualBox. — https://www.virtualbox.org/manual/</w:t>
       </w:r>
     </w:p>
-    <w:bookmarkEnd w:id="49"/>
+    <w:bookmarkEnd w:id="50"/>
     <w:sectPr>
       <w:footnotePr>
         <w:numRestart w:val="eachSect"/>
@@ -1532,7 +1570,7 @@
         <w:rFonts w:asciiTheme="minorHAnsi" w:cstheme="minorBidi" w:eastAsiaTheme="minorEastAsia" w:hAnsiTheme="minorHAnsi"/>
         <w:sz w:val="24"/>
         <w:szCs w:val="24"/>
-        <w:lang w:bidi="ar-SA" w:eastAsia="zh-CN" w:val="en-US"/>
+        <w:lang w:bidi="ar-SA" w:eastAsia="zh-CN" w:val="ru"/>
       </w:rPr>
     </w:rPrDefault>
     <w:pPrDefault>

--- a/labs/lab01/report.docx
+++ b/labs/lab01/report.docx
@@ -84,7 +84,7 @@
         </w:numPr>
       </w:pPr>
       <w:r>
-        <w:t xml:space="preserve">Выводы</w:t>
+        <w:t xml:space="preserve">Ответы на контрольные вопросы</w:t>
       </w:r>
     </w:p>
     <w:p>
@@ -96,6 +96,18 @@
         </w:numPr>
       </w:pPr>
       <w:r>
+        <w:t xml:space="preserve">Выводы</w:t>
+      </w:r>
+    </w:p>
+    <w:p>
+      <w:pPr>
+        <w:pStyle w:val="Compact"/>
+        <w:numPr>
+          <w:ilvl w:val="0"/>
+          <w:numId w:val="1001"/>
+        </w:numPr>
+      </w:pPr>
+      <w:r>
         <w:t xml:space="preserve">Список литературы pandoc</w:t>
       </w:r>
     </w:p>
@@ -250,7 +262,7 @@
       </w:r>
     </w:p>
     <w:bookmarkEnd w:id="12"/>
-    <w:bookmarkStart w:id="49" w:name="выполнение-лабораторной-работы"/>
+    <w:bookmarkStart w:id="48" w:name="выполнение-лабораторной-работы"/>
     <w:p>
       <w:pPr>
         <w:pStyle w:val="Heading1"/>
@@ -976,19 +988,1093 @@
       </w:r>
     </w:p>
     <w:bookmarkEnd w:id="47"/>
-    <w:bookmarkStart w:id="48" w:name="выводы"/>
+    <w:bookmarkEnd w:id="48"/>
+    <w:bookmarkStart w:id="56" w:name="контрольные-вопросы"/>
+    <w:p>
+      <w:pPr>
+        <w:pStyle w:val="Heading1"/>
+      </w:pPr>
+      <w:r>
+        <w:t xml:space="preserve">Контрольные вопросы</w:t>
+      </w:r>
+    </w:p>
+    <w:bookmarkStart w:id="49" w:name="Xf4ab62f3b1983e9b664035291d34b62b65d0263"/>
     <w:p>
       <w:pPr>
         <w:pStyle w:val="Heading2"/>
       </w:pPr>
       <w:r>
-        <w:t xml:space="preserve">Выводы</w:t>
+        <w:t xml:space="preserve">1. Какую информацию содержит учётная запись пользователя?</w:t>
       </w:r>
     </w:p>
     <w:p>
       <w:pPr>
         <w:pStyle w:val="FirstParagraph"/>
       </w:pPr>
+      <w:r>
+        <w:t xml:space="preserve">Учётная запись содержит:</w:t>
+      </w:r>
+      <w:r>
+        <w:t xml:space="preserve"> </w:t>
+      </w:r>
+      <w:r>
+        <w:t xml:space="preserve">- Имя пользователя (login/username)</w:t>
+      </w:r>
+      <w:r>
+        <w:t xml:space="preserve"> </w:t>
+      </w:r>
+      <w:r>
+        <w:t xml:space="preserve">- UID (идентификатор пользователя)</w:t>
+      </w:r>
+      <w:r>
+        <w:t xml:space="preserve"> </w:t>
+      </w:r>
+      <w:r>
+        <w:t xml:space="preserve">- GID (идентификатор группы)</w:t>
+      </w:r>
+      <w:r>
+        <w:t xml:space="preserve"> </w:t>
+      </w:r>
+      <w:r>
+        <w:t xml:space="preserve">- Домашний каталог</w:t>
+      </w:r>
+      <w:r>
+        <w:t xml:space="preserve"> </w:t>
+      </w:r>
+      <w:r>
+        <w:t xml:space="preserve">- Оболочку по умолчанию (bash, zsh, etc.)</w:t>
+      </w:r>
+      <w:r>
+        <w:t xml:space="preserve"> </w:t>
+      </w:r>
+      <w:r>
+        <w:t xml:space="preserve">- Зашифрованный пароль</w:t>
+      </w:r>
+    </w:p>
+    <w:p>
+      <w:r>
+        <w:pict>
+          <v:rect style="width:0;height:1.5pt" o:hralign="center" o:hrstd="t" o:hr="t"/>
+        </w:pict>
+      </w:r>
+    </w:p>
+    <w:bookmarkEnd w:id="49"/>
+    <w:bookmarkStart w:id="50" w:name="Xc2d63129f93f33760890753ce050d80f36c6086"/>
+    <w:p>
+      <w:pPr>
+        <w:pStyle w:val="Heading2"/>
+      </w:pPr>
+      <w:r>
+        <w:t xml:space="preserve">2. Укажите команды терминала и приведите примеры</w:t>
+      </w:r>
+    </w:p>
+    <w:tbl>
+      <w:tblPr>
+        <w:tblStyle w:val="Table"/>
+        <w:tblW w:type="auto" w:w="0"/>
+        <w:tblLook w:firstRow="1" w:lastRow="0" w:firstColumn="0" w:lastColumn="0" w:noHBand="0" w:noVBand="0" w:val="0020"/>
+      </w:tblPr>
+      <w:tblGrid>
+        <w:gridCol w:w="2640"/>
+        <w:gridCol w:w="2640"/>
+        <w:gridCol w:w="2640"/>
+      </w:tblGrid>
+      <w:tr>
+        <w:trPr>
+          <w:tblHeader w:val="on"/>
+        </w:trPr>
+        <w:tc>
+          <w:tcPr/>
+          <w:p>
+            <w:pPr>
+              <w:pStyle w:val="Compact"/>
+            </w:pPr>
+            <w:r>
+              <w:t xml:space="preserve">Назначение</w:t>
+            </w:r>
+          </w:p>
+        </w:tc>
+        <w:tc>
+          <w:tcPr/>
+          <w:p>
+            <w:pPr>
+              <w:pStyle w:val="Compact"/>
+            </w:pPr>
+            <w:r>
+              <w:t xml:space="preserve">Команда</w:t>
+            </w:r>
+          </w:p>
+        </w:tc>
+        <w:tc>
+          <w:tcPr/>
+          <w:p>
+            <w:pPr>
+              <w:pStyle w:val="Compact"/>
+            </w:pPr>
+            <w:r>
+              <w:t xml:space="preserve">Пример</w:t>
+            </w:r>
+          </w:p>
+        </w:tc>
+      </w:tr>
+      <w:tr>
+        <w:tc>
+          <w:tcPr/>
+          <w:p>
+            <w:pPr>
+              <w:pStyle w:val="Compact"/>
+            </w:pPr>
+            <w:r>
+              <w:t xml:space="preserve">Справка по команде</w:t>
+            </w:r>
+          </w:p>
+        </w:tc>
+        <w:tc>
+          <w:tcPr/>
+          <w:p>
+            <w:pPr>
+              <w:pStyle w:val="Compact"/>
+            </w:pPr>
+            <w:r>
+              <w:rPr>
+                <w:rStyle w:val="VerbatimChar"/>
+              </w:rPr>
+              <w:t xml:space="preserve">man</w:t>
+            </w:r>
+          </w:p>
+        </w:tc>
+        <w:tc>
+          <w:tcPr/>
+          <w:p>
+            <w:pPr>
+              <w:pStyle w:val="Compact"/>
+            </w:pPr>
+            <w:r>
+              <w:rPr>
+                <w:rStyle w:val="VerbatimChar"/>
+              </w:rPr>
+              <w:t xml:space="preserve">man ls</w:t>
+            </w:r>
+          </w:p>
+        </w:tc>
+      </w:tr>
+      <w:tr>
+        <w:tc>
+          <w:tcPr/>
+          <w:p>
+            <w:pPr>
+              <w:pStyle w:val="Compact"/>
+            </w:pPr>
+            <w:r>
+              <w:t xml:space="preserve">Перемещение по файловой системе</w:t>
+            </w:r>
+          </w:p>
+        </w:tc>
+        <w:tc>
+          <w:tcPr/>
+          <w:p>
+            <w:pPr>
+              <w:pStyle w:val="Compact"/>
+            </w:pPr>
+            <w:r>
+              <w:rPr>
+                <w:rStyle w:val="VerbatimChar"/>
+              </w:rPr>
+              <w:t xml:space="preserve">cd</w:t>
+            </w:r>
+          </w:p>
+        </w:tc>
+        <w:tc>
+          <w:tcPr/>
+          <w:p>
+            <w:pPr>
+              <w:pStyle w:val="Compact"/>
+            </w:pPr>
+            <w:r>
+              <w:rPr>
+                <w:rStyle w:val="VerbatimChar"/>
+              </w:rPr>
+              <w:t xml:space="preserve">cd /home/user</w:t>
+            </w:r>
+          </w:p>
+        </w:tc>
+      </w:tr>
+      <w:tr>
+        <w:tc>
+          <w:tcPr/>
+          <w:p>
+            <w:pPr>
+              <w:pStyle w:val="Compact"/>
+            </w:pPr>
+            <w:r>
+              <w:t xml:space="preserve">Просмотр содержимого каталога</w:t>
+            </w:r>
+          </w:p>
+        </w:tc>
+        <w:tc>
+          <w:tcPr/>
+          <w:p>
+            <w:pPr>
+              <w:pStyle w:val="Compact"/>
+            </w:pPr>
+            <w:r>
+              <w:rPr>
+                <w:rStyle w:val="VerbatimChar"/>
+              </w:rPr>
+              <w:t xml:space="preserve">ls</w:t>
+            </w:r>
+          </w:p>
+        </w:tc>
+        <w:tc>
+          <w:tcPr/>
+          <w:p>
+            <w:pPr>
+              <w:pStyle w:val="Compact"/>
+            </w:pPr>
+            <w:r>
+              <w:rPr>
+                <w:rStyle w:val="VerbatimChar"/>
+              </w:rPr>
+              <w:t xml:space="preserve">ls -la</w:t>
+            </w:r>
+          </w:p>
+        </w:tc>
+      </w:tr>
+      <w:tr>
+        <w:tc>
+          <w:tcPr/>
+          <w:p>
+            <w:pPr>
+              <w:pStyle w:val="Compact"/>
+            </w:pPr>
+            <w:r>
+              <w:t xml:space="preserve">Определение объёма каталога</w:t>
+            </w:r>
+          </w:p>
+        </w:tc>
+        <w:tc>
+          <w:tcPr/>
+          <w:p>
+            <w:pPr>
+              <w:pStyle w:val="Compact"/>
+            </w:pPr>
+            <w:r>
+              <w:rPr>
+                <w:rStyle w:val="VerbatimChar"/>
+              </w:rPr>
+              <w:t xml:space="preserve">du</w:t>
+            </w:r>
+          </w:p>
+        </w:tc>
+        <w:tc>
+          <w:tcPr/>
+          <w:p>
+            <w:pPr>
+              <w:pStyle w:val="Compact"/>
+            </w:pPr>
+            <w:r>
+              <w:rPr>
+                <w:rStyle w:val="VerbatimChar"/>
+              </w:rPr>
+              <w:t xml:space="preserve">du -sh /var</w:t>
+            </w:r>
+          </w:p>
+        </w:tc>
+      </w:tr>
+      <w:tr>
+        <w:tc>
+          <w:tcPr/>
+          <w:p>
+            <w:pPr>
+              <w:pStyle w:val="Compact"/>
+            </w:pPr>
+            <w:r>
+              <w:t xml:space="preserve">Создание каталогов</w:t>
+            </w:r>
+          </w:p>
+        </w:tc>
+        <w:tc>
+          <w:tcPr/>
+          <w:p>
+            <w:pPr>
+              <w:pStyle w:val="Compact"/>
+            </w:pPr>
+            <w:r>
+              <w:rPr>
+                <w:rStyle w:val="VerbatimChar"/>
+              </w:rPr>
+              <w:t xml:space="preserve">mkdir</w:t>
+            </w:r>
+          </w:p>
+        </w:tc>
+        <w:tc>
+          <w:tcPr/>
+          <w:p>
+            <w:pPr>
+              <w:pStyle w:val="Compact"/>
+            </w:pPr>
+            <w:r>
+              <w:rPr>
+                <w:rStyle w:val="VerbatimChar"/>
+              </w:rPr>
+              <w:t xml:space="preserve">mkdir test</w:t>
+            </w:r>
+          </w:p>
+        </w:tc>
+      </w:tr>
+      <w:tr>
+        <w:tc>
+          <w:tcPr/>
+          <w:p>
+            <w:pPr>
+              <w:pStyle w:val="Compact"/>
+            </w:pPr>
+            <w:r>
+              <w:t xml:space="preserve">Удаление каталогов</w:t>
+            </w:r>
+          </w:p>
+        </w:tc>
+        <w:tc>
+          <w:tcPr/>
+          <w:p>
+            <w:pPr>
+              <w:pStyle w:val="Compact"/>
+            </w:pPr>
+            <w:r>
+              <w:rPr>
+                <w:rStyle w:val="VerbatimChar"/>
+              </w:rPr>
+              <w:t xml:space="preserve">rmdir</w:t>
+            </w:r>
+          </w:p>
+        </w:tc>
+        <w:tc>
+          <w:tcPr/>
+          <w:p>
+            <w:pPr>
+              <w:pStyle w:val="Compact"/>
+            </w:pPr>
+            <w:r>
+              <w:rPr>
+                <w:rStyle w:val="VerbatimChar"/>
+              </w:rPr>
+              <w:t xml:space="preserve">rmdir test</w:t>
+            </w:r>
+          </w:p>
+        </w:tc>
+      </w:tr>
+      <w:tr>
+        <w:tc>
+          <w:tcPr/>
+          <w:p>
+            <w:pPr>
+              <w:pStyle w:val="Compact"/>
+            </w:pPr>
+            <w:r>
+              <w:t xml:space="preserve">Создание файлов</w:t>
+            </w:r>
+          </w:p>
+        </w:tc>
+        <w:tc>
+          <w:tcPr/>
+          <w:p>
+            <w:pPr>
+              <w:pStyle w:val="Compact"/>
+            </w:pPr>
+            <w:r>
+              <w:rPr>
+                <w:rStyle w:val="VerbatimChar"/>
+              </w:rPr>
+              <w:t xml:space="preserve">touch</w:t>
+            </w:r>
+          </w:p>
+        </w:tc>
+        <w:tc>
+          <w:tcPr/>
+          <w:p>
+            <w:pPr>
+              <w:pStyle w:val="Compact"/>
+            </w:pPr>
+            <w:r>
+              <w:rPr>
+                <w:rStyle w:val="VerbatimChar"/>
+              </w:rPr>
+              <w:t xml:space="preserve">touch file.txt</w:t>
+            </w:r>
+          </w:p>
+        </w:tc>
+      </w:tr>
+      <w:tr>
+        <w:tc>
+          <w:tcPr/>
+          <w:p>
+            <w:pPr>
+              <w:pStyle w:val="Compact"/>
+            </w:pPr>
+            <w:r>
+              <w:t xml:space="preserve">Удаление файлов</w:t>
+            </w:r>
+          </w:p>
+        </w:tc>
+        <w:tc>
+          <w:tcPr/>
+          <w:p>
+            <w:pPr>
+              <w:pStyle w:val="Compact"/>
+            </w:pPr>
+            <w:r>
+              <w:rPr>
+                <w:rStyle w:val="VerbatimChar"/>
+              </w:rPr>
+              <w:t xml:space="preserve">rm</w:t>
+            </w:r>
+          </w:p>
+        </w:tc>
+        <w:tc>
+          <w:tcPr/>
+          <w:p>
+            <w:pPr>
+              <w:pStyle w:val="Compact"/>
+            </w:pPr>
+            <w:r>
+              <w:rPr>
+                <w:rStyle w:val="VerbatimChar"/>
+              </w:rPr>
+              <w:t xml:space="preserve">rm file.txt</w:t>
+            </w:r>
+          </w:p>
+        </w:tc>
+      </w:tr>
+      <w:tr>
+        <w:tc>
+          <w:tcPr/>
+          <w:p>
+            <w:pPr>
+              <w:pStyle w:val="Compact"/>
+            </w:pPr>
+            <w:r>
+              <w:t xml:space="preserve">Задание прав на файл</w:t>
+            </w:r>
+          </w:p>
+        </w:tc>
+        <w:tc>
+          <w:tcPr/>
+          <w:p>
+            <w:pPr>
+              <w:pStyle w:val="Compact"/>
+            </w:pPr>
+            <w:r>
+              <w:rPr>
+                <w:rStyle w:val="VerbatimChar"/>
+              </w:rPr>
+              <w:t xml:space="preserve">chmod</w:t>
+            </w:r>
+          </w:p>
+        </w:tc>
+        <w:tc>
+          <w:tcPr/>
+          <w:p>
+            <w:pPr>
+              <w:pStyle w:val="Compact"/>
+            </w:pPr>
+            <w:r>
+              <w:rPr>
+                <w:rStyle w:val="VerbatimChar"/>
+              </w:rPr>
+              <w:t xml:space="preserve">chmod 755 script.sh</w:t>
+            </w:r>
+          </w:p>
+        </w:tc>
+      </w:tr>
+      <w:tr>
+        <w:tc>
+          <w:tcPr/>
+          <w:p>
+            <w:pPr>
+              <w:pStyle w:val="Compact"/>
+            </w:pPr>
+            <w:r>
+              <w:t xml:space="preserve">Просмотр истории команд</w:t>
+            </w:r>
+          </w:p>
+        </w:tc>
+        <w:tc>
+          <w:tcPr/>
+          <w:p>
+            <w:pPr>
+              <w:pStyle w:val="Compact"/>
+            </w:pPr>
+            <w:r>
+              <w:rPr>
+                <w:rStyle w:val="VerbatimChar"/>
+              </w:rPr>
+              <w:t xml:space="preserve">history</w:t>
+            </w:r>
+          </w:p>
+        </w:tc>
+        <w:tc>
+          <w:tcPr/>
+          <w:p>
+            <w:pPr>
+              <w:pStyle w:val="Compact"/>
+            </w:pPr>
+            <w:r>
+              <w:rPr>
+                <w:rStyle w:val="VerbatimChar"/>
+              </w:rPr>
+              <w:t xml:space="preserve">history \| grep git</w:t>
+            </w:r>
+          </w:p>
+        </w:tc>
+      </w:tr>
+    </w:tbl>
+    <w:p>
+      <w:r>
+        <w:pict>
+          <v:rect style="width:0;height:1.5pt" o:hralign="center" o:hrstd="t" o:hr="t"/>
+        </w:pict>
+      </w:r>
+    </w:p>
+    <w:bookmarkEnd w:id="50"/>
+    <w:bookmarkStart w:id="51" w:name="X5f5364290100c09d1ee4b58df2c02742dd333ff"/>
+    <w:p>
+      <w:pPr>
+        <w:pStyle w:val="Heading2"/>
+      </w:pPr>
+      <w:r>
+        <w:t xml:space="preserve">3. Что такое файловая система? Приведите примеры с краткой характеристикикой</w:t>
+      </w:r>
+    </w:p>
+    <w:p>
+      <w:pPr>
+        <w:pStyle w:val="FirstParagraph"/>
+      </w:pPr>
+      <w:r>
+        <w:rPr>
+          <w:b/>
+          <w:bCs/>
+        </w:rPr>
+        <w:t xml:space="preserve">Файловая система</w:t>
+      </w:r>
+      <w:r>
+        <w:t xml:space="preserve"> </w:t>
+      </w:r>
+      <w:r>
+        <w:t xml:space="preserve">— способ организации и хранения данных на носителях информации.</w:t>
+      </w:r>
+    </w:p>
+    <w:tbl>
+      <w:tblPr>
+        <w:tblStyle w:val="Table"/>
+        <w:tblW w:type="pct" w:w="5000"/>
+        <w:tblLayout w:type="fixed"/>
+        <w:tblLook w:firstRow="1" w:lastRow="0" w:firstColumn="0" w:lastColumn="0" w:noHBand="0" w:noVBand="0" w:val="0020"/>
+      </w:tblPr>
+      <w:tblGrid>
+        <w:gridCol w:w="4192"/>
+        <w:gridCol w:w="3727"/>
+      </w:tblGrid>
+      <w:tr>
+        <w:trPr>
+          <w:tblHeader w:val="on"/>
+        </w:trPr>
+        <w:tc>
+          <w:tcPr/>
+          <w:p>
+            <w:pPr>
+              <w:pStyle w:val="Compact"/>
+            </w:pPr>
+            <w:r>
+              <w:t xml:space="preserve">Файловая система</w:t>
+            </w:r>
+          </w:p>
+        </w:tc>
+        <w:tc>
+          <w:tcPr/>
+          <w:p>
+            <w:pPr>
+              <w:pStyle w:val="Compact"/>
+            </w:pPr>
+            <w:r>
+              <w:t xml:space="preserve">Характеристика</w:t>
+            </w:r>
+          </w:p>
+        </w:tc>
+      </w:tr>
+      <w:tr>
+        <w:tc>
+          <w:tcPr/>
+          <w:p>
+            <w:pPr>
+              <w:pStyle w:val="Compact"/>
+            </w:pPr>
+            <w:r>
+              <w:rPr>
+                <w:b/>
+                <w:bCs/>
+              </w:rPr>
+              <w:t xml:space="preserve">ext4</w:t>
+            </w:r>
+          </w:p>
+        </w:tc>
+        <w:tc>
+          <w:tcPr/>
+          <w:p>
+            <w:pPr>
+              <w:pStyle w:val="Compact"/>
+            </w:pPr>
+            <w:r>
+              <w:t xml:space="preserve">Стандартная для Linux, надёжная, поддерживает журналирование</w:t>
+            </w:r>
+          </w:p>
+        </w:tc>
+      </w:tr>
+      <w:tr>
+        <w:tc>
+          <w:tcPr/>
+          <w:p>
+            <w:pPr>
+              <w:pStyle w:val="Compact"/>
+            </w:pPr>
+            <w:r>
+              <w:rPr>
+                <w:b/>
+                <w:bCs/>
+              </w:rPr>
+              <w:t xml:space="preserve">xfs</w:t>
+            </w:r>
+          </w:p>
+        </w:tc>
+        <w:tc>
+          <w:tcPr/>
+          <w:p>
+            <w:pPr>
+              <w:pStyle w:val="Compact"/>
+            </w:pPr>
+            <w:r>
+              <w:t xml:space="preserve">Высокая производительность, используется в RHEL/CentOS/Fedora</w:t>
+            </w:r>
+          </w:p>
+        </w:tc>
+      </w:tr>
+      <w:tr>
+        <w:tc>
+          <w:tcPr/>
+          <w:p>
+            <w:pPr>
+              <w:pStyle w:val="Compact"/>
+            </w:pPr>
+            <w:r>
+              <w:rPr>
+                <w:b/>
+                <w:bCs/>
+              </w:rPr>
+              <w:t xml:space="preserve">NTFS</w:t>
+            </w:r>
+          </w:p>
+        </w:tc>
+        <w:tc>
+          <w:tcPr/>
+          <w:p>
+            <w:pPr>
+              <w:pStyle w:val="Compact"/>
+            </w:pPr>
+            <w:r>
+              <w:t xml:space="preserve">Стандартная для Windows, поддерживает большие файлы</w:t>
+            </w:r>
+          </w:p>
+        </w:tc>
+      </w:tr>
+      <w:tr>
+        <w:tc>
+          <w:tcPr/>
+          <w:p>
+            <w:pPr>
+              <w:pStyle w:val="Compact"/>
+            </w:pPr>
+            <w:r>
+              <w:rPr>
+                <w:b/>
+                <w:bCs/>
+              </w:rPr>
+              <w:t xml:space="preserve">FAT32</w:t>
+            </w:r>
+          </w:p>
+        </w:tc>
+        <w:tc>
+          <w:tcPr/>
+          <w:p>
+            <w:pPr>
+              <w:pStyle w:val="Compact"/>
+            </w:pPr>
+            <w:r>
+              <w:t xml:space="preserve">Совместима со всеми ОС, не поддерживает файлы &gt;4 ГБ</w:t>
+            </w:r>
+          </w:p>
+        </w:tc>
+      </w:tr>
+      <w:tr>
+        <w:tc>
+          <w:tcPr/>
+          <w:p>
+            <w:pPr>
+              <w:pStyle w:val="Compact"/>
+            </w:pPr>
+            <w:r>
+              <w:rPr>
+                <w:b/>
+                <w:bCs/>
+              </w:rPr>
+              <w:t xml:space="preserve">Btrfs</w:t>
+            </w:r>
+          </w:p>
+        </w:tc>
+        <w:tc>
+          <w:tcPr/>
+          <w:p>
+            <w:pPr>
+              <w:pStyle w:val="Compact"/>
+            </w:pPr>
+            <w:r>
+              <w:t xml:space="preserve">Современная ФС с поддержкой снимков (snapshots)</w:t>
+            </w:r>
+          </w:p>
+        </w:tc>
+      </w:tr>
+    </w:tbl>
+    <w:p>
+      <w:r>
+        <w:pict>
+          <v:rect style="width:0;height:1.5pt" o:hralign="center" o:hrstd="t" o:hr="t"/>
+        </w:pict>
+      </w:r>
+    </w:p>
+    <w:bookmarkEnd w:id="51"/>
+    <w:bookmarkStart w:id="52" w:name="X67936d9178f77ab017ecf84c07b59cd0683b1a4"/>
+    <w:p>
+      <w:pPr>
+        <w:pStyle w:val="Heading2"/>
+      </w:pPr>
+      <w:r>
+        <w:t xml:space="preserve">4. Как посмотреть, какие файловые системы подмонтированы в ОС?</w:t>
+      </w:r>
+    </w:p>
+    <w:p>
+      <w:pPr>
+        <w:pStyle w:val="SourceCode"/>
+      </w:pPr>
+      <w:r>
+        <w:rPr>
+          <w:rStyle w:val="CommentTok"/>
+        </w:rPr>
+        <w:t xml:space="preserve"># Показать все смонтированные файловые системы</w:t>
+      </w:r>
+      <w:r>
+        <w:br/>
+      </w:r>
+      <w:r>
+        <w:rPr>
+          <w:rStyle w:val="FunctionTok"/>
+        </w:rPr>
+        <w:t xml:space="preserve">mount</w:t>
+      </w:r>
+      <w:r>
+        <w:br/>
+      </w:r>
+      <w:r>
+        <w:br/>
+      </w:r>
+      <w:r>
+        <w:rPr>
+          <w:rStyle w:val="CommentTok"/>
+        </w:rPr>
+        <w:t xml:space="preserve"># Или в более читаемом формате</w:t>
+      </w:r>
+      <w:r>
+        <w:br/>
+      </w:r>
+      <w:r>
+        <w:rPr>
+          <w:rStyle w:val="FunctionTok"/>
+        </w:rPr>
+        <w:t xml:space="preserve">df</w:t>
+      </w:r>
+      <w:r>
+        <w:rPr>
+          <w:rStyle w:val="NormalTok"/>
+        </w:rPr>
+        <w:t xml:space="preserve"> </w:t>
+      </w:r>
+      <w:r>
+        <w:rPr>
+          <w:rStyle w:val="AttributeTok"/>
+        </w:rPr>
+        <w:t xml:space="preserve">-h</w:t>
+      </w:r>
+      <w:r>
+        <w:br/>
+      </w:r>
+      <w:r>
+        <w:br/>
+      </w:r>
+      <w:r>
+        <w:rPr>
+          <w:rStyle w:val="CommentTok"/>
+        </w:rPr>
+        <w:t xml:space="preserve"># Или с типом файловой системы</w:t>
+      </w:r>
+      <w:r>
+        <w:br/>
+      </w:r>
+      <w:r>
+        <w:rPr>
+          <w:rStyle w:val="FunctionTok"/>
+        </w:rPr>
+        <w:t xml:space="preserve">df</w:t>
+      </w:r>
+      <w:r>
+        <w:rPr>
+          <w:rStyle w:val="NormalTok"/>
+        </w:rPr>
+        <w:t xml:space="preserve"> </w:t>
+      </w:r>
+      <w:r>
+        <w:rPr>
+          <w:rStyle w:val="AttributeTok"/>
+        </w:rPr>
+        <w:t xml:space="preserve">-T</w:t>
+      </w:r>
+    </w:p>
+    <w:bookmarkEnd w:id="52"/>
+    <w:bookmarkStart w:id="53" w:name="как-удалить-зависший-процесс"/>
+    <w:p>
+      <w:pPr>
+        <w:pStyle w:val="Heading2"/>
+      </w:pPr>
+      <w:r>
+        <w:t xml:space="preserve">5. Как удалить зависший процесс?</w:t>
+      </w:r>
+    </w:p>
+    <w:p>
+      <w:pPr>
+        <w:pStyle w:val="SourceCode"/>
+      </w:pPr>
+      <w:r>
+        <w:rPr>
+          <w:rStyle w:val="CommentTok"/>
+        </w:rPr>
+        <w:t xml:space="preserve"># Найти PID процесса</w:t>
+      </w:r>
+      <w:r>
+        <w:br/>
+      </w:r>
+      <w:r>
+        <w:rPr>
+          <w:rStyle w:val="FunctionTok"/>
+        </w:rPr>
+        <w:t xml:space="preserve">ps</w:t>
+      </w:r>
+      <w:r>
+        <w:rPr>
+          <w:rStyle w:val="NormalTok"/>
+        </w:rPr>
+        <w:t xml:space="preserve"> aux </w:t>
+      </w:r>
+      <w:r>
+        <w:rPr>
+          <w:rStyle w:val="KeywordTok"/>
+        </w:rPr>
+        <w:t xml:space="preserve">|</w:t>
+      </w:r>
+      <w:r>
+        <w:rPr>
+          <w:rStyle w:val="NormalTok"/>
+        </w:rPr>
+        <w:t xml:space="preserve"> </w:t>
+      </w:r>
+      <w:r>
+        <w:rPr>
+          <w:rStyle w:val="FunctionTok"/>
+        </w:rPr>
+        <w:t xml:space="preserve">grep</w:t>
+      </w:r>
+      <w:r>
+        <w:rPr>
+          <w:rStyle w:val="NormalTok"/>
+        </w:rPr>
+        <w:t xml:space="preserve"> имя_процесса</w:t>
+      </w:r>
+      <w:r>
+        <w:br/>
+      </w:r>
+      <w:r>
+        <w:br/>
+      </w:r>
+      <w:r>
+        <w:rPr>
+          <w:rStyle w:val="CommentTok"/>
+        </w:rPr>
+        <w:t xml:space="preserve"># Завершить процесс мягко</w:t>
+      </w:r>
+      <w:r>
+        <w:br/>
+      </w:r>
+      <w:r>
+        <w:rPr>
+          <w:rStyle w:val="BuiltInTok"/>
+        </w:rPr>
+        <w:t xml:space="preserve">kill</w:t>
+      </w:r>
+      <w:r>
+        <w:rPr>
+          <w:rStyle w:val="NormalTok"/>
+        </w:rPr>
+        <w:t xml:space="preserve"> PID</w:t>
+      </w:r>
+      <w:r>
+        <w:br/>
+      </w:r>
+      <w:r>
+        <w:br/>
+      </w:r>
+      <w:r>
+        <w:rPr>
+          <w:rStyle w:val="CommentTok"/>
+        </w:rPr>
+        <w:t xml:space="preserve"># Завершить процесс принудительно</w:t>
+      </w:r>
+      <w:r>
+        <w:br/>
+      </w:r>
+      <w:r>
+        <w:rPr>
+          <w:rStyle w:val="BuiltInTok"/>
+        </w:rPr>
+        <w:t xml:space="preserve">kill</w:t>
+      </w:r>
+      <w:r>
+        <w:rPr>
+          <w:rStyle w:val="NormalTok"/>
+        </w:rPr>
+        <w:t xml:space="preserve"> </w:t>
+      </w:r>
+      <w:r>
+        <w:rPr>
+          <w:rStyle w:val="AttributeTok"/>
+        </w:rPr>
+        <w:t xml:space="preserve">-9</w:t>
+      </w:r>
+      <w:r>
+        <w:rPr>
+          <w:rStyle w:val="NormalTok"/>
+        </w:rPr>
+        <w:t xml:space="preserve"> PID</w:t>
+      </w:r>
+      <w:r>
+        <w:br/>
+      </w:r>
+      <w:r>
+        <w:br/>
+      </w:r>
+      <w:r>
+        <w:rPr>
+          <w:rStyle w:val="CommentTok"/>
+        </w:rPr>
+        <w:t xml:space="preserve"># Или по имени процесса</w:t>
+      </w:r>
+      <w:r>
+        <w:br/>
+      </w:r>
+      <w:r>
+        <w:rPr>
+          <w:rStyle w:val="FunctionTok"/>
+        </w:rPr>
+        <w:t xml:space="preserve">killall</w:t>
+      </w:r>
+      <w:r>
+        <w:rPr>
+          <w:rStyle w:val="NormalTok"/>
+        </w:rPr>
+        <w:t xml:space="preserve"> имя_процесса</w:t>
+      </w:r>
+      <w:r>
+        <w:br/>
+      </w:r>
+      <w:r>
+        <w:br/>
+      </w:r>
+      <w:r>
+        <w:rPr>
+          <w:rStyle w:val="CommentTok"/>
+        </w:rPr>
+        <w:t xml:space="preserve"># Интерактивное завершение</w:t>
+      </w:r>
+      <w:r>
+        <w:br/>
+      </w:r>
+      <w:r>
+        <w:rPr>
+          <w:rStyle w:val="ExtensionTok"/>
+        </w:rPr>
+        <w:t xml:space="preserve">top</w:t>
+      </w:r>
+      <w:r>
+        <w:rPr>
+          <w:rStyle w:val="NormalTok"/>
+        </w:rPr>
+        <w:t xml:space="preserve">  </w:t>
+      </w:r>
+      <w:r>
+        <w:rPr>
+          <w:rStyle w:val="CommentTok"/>
+        </w:rPr>
+        <w:t xml:space="preserve"># затем нажать 'k' и ввести PID</w:t>
+      </w:r>
+    </w:p>
+    <w:bookmarkEnd w:id="53"/>
+    <w:bookmarkStart w:id="54" w:name="что-такое-виртуальная-машина"/>
+    <w:p>
+      <w:pPr>
+        <w:pStyle w:val="Heading2"/>
+      </w:pPr>
+      <w:r>
+        <w:t xml:space="preserve">6. Что такое виртуальная машина?</w:t>
+      </w:r>
+    </w:p>
+    <w:p>
+      <w:pPr>
+        <w:pStyle w:val="FirstParagraph"/>
+      </w:pPr>
+      <w:r>
+        <w:t xml:space="preserve">Виртуальная машина — эмулируемая компьютерная система, которая предоставляет функциональность физического компьютера. Позволяет запускать несколько ОС на одном физическом компьютере.</w:t>
+      </w:r>
+    </w:p>
+    <w:bookmarkEnd w:id="54"/>
+    <w:bookmarkStart w:id="55" w:name="какие-типы-виртуализации-вы-знаете"/>
+    <w:p>
+      <w:pPr>
+        <w:pStyle w:val="Heading2"/>
+      </w:pPr>
+      <w:r>
+        <w:t xml:space="preserve">7. Какие типы виртуализации вы знаете?</w:t>
+      </w:r>
+    </w:p>
+    <w:p>
+      <w:pPr>
+        <w:pStyle w:val="FirstParagraph"/>
+      </w:pPr>
+      <w:r>
+        <w:t xml:space="preserve">Аппаратная, Паравиртуализация, Контейнеризация.</w:t>
+      </w:r>
+      <w:r>
+        <w:t xml:space="preserve"> </w:t>
+      </w:r>
+      <w:r>
+        <w:t xml:space="preserve">## Выводы</w:t>
+      </w:r>
+      <w:r>
+        <w:t xml:space="preserve"> </w:t>
+      </w:r>
       <w:r>
         <w:t xml:space="preserve">В ходе выполнения лабораторной работы были приобретены следующие навыки:</w:t>
       </w:r>
@@ -1072,9 +2158,9 @@
         </w:pict>
       </w:r>
     </w:p>
-    <w:bookmarkEnd w:id="48"/>
-    <w:bookmarkEnd w:id="49"/>
-    <w:bookmarkStart w:id="50" w:name="список-литературы"/>
+    <w:bookmarkEnd w:id="55"/>
+    <w:bookmarkEnd w:id="56"/>
+    <w:bookmarkStart w:id="57" w:name="список-литературы"/>
     <w:p>
       <w:pPr>
         <w:pStyle w:val="Heading1"/>
@@ -1155,7 +2241,7 @@
         <w:t xml:space="preserve">Официальная документация VirtualBox. — https://www.virtualbox.org/manual/</w:t>
       </w:r>
     </w:p>
-    <w:bookmarkEnd w:id="50"/>
+    <w:bookmarkEnd w:id="57"/>
     <w:sectPr>
       <w:footnotePr>
         <w:numRestart w:val="eachSect"/>
